--- a/document/discretionary-trust-changes/templates/WINDING_Letter.docx
+++ b/document/discretionary-trust-changes/templates/WINDING_Letter.docx
@@ -1,6 +1,6 @@
 
 <file path=word/document.xml><?xml version="1.0" encoding="utf-8"?>
-<w:document xmlns:wpc="http://schemas.microsoft.com/office/word/2010/wordprocessingCanvas" xmlns:cx="http://schemas.microsoft.com/office/drawing/2014/chartex" xmlns:cx1="http://schemas.microsoft.com/office/drawing/2015/9/8/chartex" xmlns:cx2="http://schemas.microsoft.com/office/drawing/2015/10/21/chartex" xmlns:cx3="http://schemas.microsoft.com/office/drawing/2016/5/9/chartex" xmlns:cx4="http://schemas.microsoft.com/office/drawing/2016/5/10/chartex" xmlns:cx5="http://schemas.microsoft.com/office/drawing/2016/5/11/chartex" xmlns:cx6="http://schemas.microsoft.com/office/drawing/2016/5/12/chartex" xmlns:cx7="http://schemas.microsoft.com/office/drawing/2016/5/13/chartex" xmlns:cx8="http://schemas.microsoft.com/office/drawing/2016/5/14/chartex" xmlns:mc="http://schemas.openxmlformats.org/markup-compatibility/2006" xmlns:aink="http://schemas.microsoft.com/office/drawing/2016/ink" xmlns:am3d="http://schemas.microsoft.com/office/drawing/2017/model3d" xmlns:o="urn:schemas-microsoft-com:office:office" xmlns:oel="http://schemas.microsoft.com/office/2019/extlst" xmlns:r="http://schemas.openxmlformats.org/officeDocument/2006/relationships" xmlns:m="http://schemas.openxmlformats.org/officeDocument/2006/math" xmlns:v="urn:schemas-microsoft-com:vml" xmlns:wp14="http://schemas.microsoft.com/office/word/2010/wordprocessingDrawing" xmlns:wp="http://schemas.openxmlformats.org/drawingml/2006/wordprocessingDrawing" xmlns:w10="urn:schemas-microsoft-com:office:word" xmlns:w="http://schemas.openxmlformats.org/wordprocessingml/2006/main" xmlns:w14="http://schemas.microsoft.com/office/word/2010/wordml" xmlns:w15="http://schemas.microsoft.com/office/word/2012/wordml" xmlns:w16cex="http://schemas.microsoft.com/office/word/2018/wordml/cex" xmlns:w16cid="http://schemas.microsoft.com/office/word/2016/wordml/cid" xmlns:w16="http://schemas.microsoft.com/office/word/2018/wordml" xmlns:w16du="http://schemas.microsoft.com/office/word/2023/wordml/word16du" xmlns:w16sdtdh="http://schemas.microsoft.com/office/word/2020/wordml/sdtdatahash" xmlns:w16se="http://schemas.microsoft.com/office/word/2015/wordml/symex" xmlns:wpg="http://schemas.microsoft.com/office/word/2010/wordprocessingGroup" xmlns:wpi="http://schemas.microsoft.com/office/word/2010/wordprocessingInk" xmlns:wne="http://schemas.microsoft.com/office/word/2006/wordml" xmlns:wps="http://schemas.microsoft.com/office/word/2010/wordprocessingShape" mc:Ignorable="w14 w15 w16se w16cid w16 w16cex w16sdtdh wp14">
+<w:document xmlns:wpc="http://schemas.microsoft.com/office/word/2010/wordprocessingCanvas" xmlns:cx="http://schemas.microsoft.com/office/drawing/2014/chartex" xmlns:cx1="http://schemas.microsoft.com/office/drawing/2015/9/8/chartex" xmlns:cx2="http://schemas.microsoft.com/office/drawing/2015/10/21/chartex" xmlns:cx3="http://schemas.microsoft.com/office/drawing/2016/5/9/chartex" xmlns:cx4="http://schemas.microsoft.com/office/drawing/2016/5/10/chartex" xmlns:cx5="http://schemas.microsoft.com/office/drawing/2016/5/11/chartex" xmlns:cx6="http://schemas.microsoft.com/office/drawing/2016/5/12/chartex" xmlns:cx7="http://schemas.microsoft.com/office/drawing/2016/5/13/chartex" xmlns:cx8="http://schemas.microsoft.com/office/drawing/2016/5/14/chartex" xmlns:mc="http://schemas.openxmlformats.org/markup-compatibility/2006" xmlns:aink="http://schemas.microsoft.com/office/drawing/2016/ink" xmlns:am3d="http://schemas.microsoft.com/office/drawing/2017/model3d" xmlns:o="urn:schemas-microsoft-com:office:office" xmlns:oel="http://schemas.microsoft.com/office/2019/extlst" xmlns:r="http://schemas.openxmlformats.org/officeDocument/2006/relationships" xmlns:m="http://schemas.openxmlformats.org/officeDocument/2006/math" xmlns:v="urn:schemas-microsoft-com:vml" xmlns:wp14="http://schemas.microsoft.com/office/word/2010/wordprocessingDrawing" xmlns:wp="http://schemas.openxmlformats.org/drawingml/2006/wordprocessingDrawing" xmlns:w10="urn:schemas-microsoft-com:office:word" xmlns:w="http://schemas.openxmlformats.org/wordprocessingml/2006/main" xmlns:w14="http://schemas.microsoft.com/office/word/2010/wordml" xmlns:w15="http://schemas.microsoft.com/office/word/2012/wordml" xmlns:w16cex="http://schemas.microsoft.com/office/word/2018/wordml/cex" xmlns:w16cid="http://schemas.microsoft.com/office/word/2016/wordml/cid" xmlns:w16="http://schemas.microsoft.com/office/word/2018/wordml" xmlns:w16du="http://schemas.microsoft.com/office/word/2023/wordml/word16du" xmlns:w16sdtdh="http://schemas.microsoft.com/office/word/2020/wordml/sdtdatahash" xmlns:w16sdtfl="http://schemas.microsoft.com/office/word/2024/wordml/sdtformatlock" xmlns:w16se="http://schemas.microsoft.com/office/word/2015/wordml/symex" xmlns:wpg="http://schemas.microsoft.com/office/word/2010/wordprocessingGroup" xmlns:wpi="http://schemas.microsoft.com/office/word/2010/wordprocessingInk" xmlns:wne="http://schemas.microsoft.com/office/word/2006/wordml" xmlns:wps="http://schemas.microsoft.com/office/word/2010/wordprocessingShape" mc:Ignorable="w14 w15 w16se w16cid w16 w16cex w16sdtdh w16sdtfl w16du wp14">
   <w:body>
     <w:p>
       <w:pPr>
@@ -67,7 +67,7 @@
           <w:noProof/>
           <w:lang w:eastAsia="en-AU"/>
         </w:rPr>
-        <w:t>11 May 2023</w:t>
+        <w:t>15 July 2026</w:t>
       </w:r>
       <w:r>
         <w:rPr>
@@ -486,6 +486,7 @@
         <w:rPr>
           <w:lang w:eastAsia="en-US"/>
         </w:rPr>
+        <w:lastRenderedPageBreak/>
         <w:t>The documents can printed single or double sided as you choose.</w:t>
       </w:r>
     </w:p>
@@ -503,7 +504,6 @@
       </w:r>
     </w:p>
     <w:p>
-      <w:pPr/>
       <w:r>
         <w:rPr>
           <w:u w:val="single"/>
@@ -621,9 +621,6 @@
       </w:r>
     </w:p>
     <w:p>
-      <w:pPr>
-        <w:pStyle w:val="Normal"/>
-      </w:pPr>
       <w:r>
         <w:t xml:space="preserve">There is sufficient power in the Trust deed at clause </w:t>
       </w:r>
@@ -641,17 +638,11 @@
       </w:r>
     </w:p>
     <w:p>
-      <w:pPr>
-        <w:pStyle w:val="Normal"/>
-      </w:pPr>
       <w:r>
         <w:t>Please note that there may be tax consequences on vesting the Trust and we recommend you obtain specialist tax and stamp duty advice accordingly (whether in relation to the distribution of assets prior to or on vesting of the Trust).</w:t>
       </w:r>
     </w:p>
     <w:p>
-      <w:pPr>
-        <w:pStyle w:val="Normal"/>
-      </w:pPr>
       <w:r>
         <w:t xml:space="preserve">In this regard, please note that we have prepared the deed of vesting and winding up so that </w:t>
       </w:r>
@@ -667,10 +658,8 @@
     </w:p>
     <w:p>
       <w:pPr>
-        <w:pStyle w:val="Normal"/>
         <w:rPr>
           <w:rFonts w:asciiTheme="minorHAnsi" w:hAnsiTheme="minorHAnsi" w:cstheme="minorHAnsi"/>
-          <w:szCs w:val="22"/>
         </w:rPr>
       </w:pPr>
       <w:r>
@@ -678,14 +667,10 @@
       </w:r>
     </w:p>
     <w:p>
-      <w:pPr>
-        <w:pStyle w:val="Normal"/>
-      </w:pPr>
       <w:r>
         <w:t>Please let me know if you would like detailed tax advice in relation to the above comments, and we would be happy to provide you with a fixed price for such advice.</w:t>
       </w:r>
     </w:p>
-    <w:p/>
     <w:p>
       <w:pPr>
         <w:pStyle w:val="SectionHeading"/>
@@ -714,6 +699,7 @@
     </w:p>
     <w:p>
       <w:r>
+        <w:lastRenderedPageBreak/>
         <w:t>We have, however, provided our thoughts in relation to whether there are any adverse tax consequences to the specific transaction.  If the documents are part of a larger transaction that we are not aware of, our comments may not be appropriate.</w:t>
       </w:r>
     </w:p>
@@ -928,12 +914,6 @@
           <w:iCs/>
         </w:rPr>
       </w:pPr>
-      <w:r>
-        <w:rPr>
-          <w:bCs/>
-          <w:iCs/>
-        </w:rPr>
-      </w:r>
     </w:p>
     <w:sectPr>
       <w:headerReference w:type="even" r:id="rId12"/>
@@ -953,7 +933,7 @@
 </file>
 
 <file path=word/endnotes.xml><?xml version="1.0" encoding="utf-8"?>
-<w:endnotes xmlns:wpc="http://schemas.microsoft.com/office/word/2010/wordprocessingCanvas" xmlns:cx="http://schemas.microsoft.com/office/drawing/2014/chartex" xmlns:cx1="http://schemas.microsoft.com/office/drawing/2015/9/8/chartex" xmlns:cx2="http://schemas.microsoft.com/office/drawing/2015/10/21/chartex" xmlns:cx3="http://schemas.microsoft.com/office/drawing/2016/5/9/chartex" xmlns:cx4="http://schemas.microsoft.com/office/drawing/2016/5/10/chartex" xmlns:cx5="http://schemas.microsoft.com/office/drawing/2016/5/11/chartex" xmlns:cx6="http://schemas.microsoft.com/office/drawing/2016/5/12/chartex" xmlns:cx7="http://schemas.microsoft.com/office/drawing/2016/5/13/chartex" xmlns:cx8="http://schemas.microsoft.com/office/drawing/2016/5/14/chartex" xmlns:mc="http://schemas.openxmlformats.org/markup-compatibility/2006" xmlns:aink="http://schemas.microsoft.com/office/drawing/2016/ink" xmlns:am3d="http://schemas.microsoft.com/office/drawing/2017/model3d" xmlns:o="urn:schemas-microsoft-com:office:office" xmlns:oel="http://schemas.microsoft.com/office/2019/extlst" xmlns:r="http://schemas.openxmlformats.org/officeDocument/2006/relationships" xmlns:m="http://schemas.openxmlformats.org/officeDocument/2006/math" xmlns:v="urn:schemas-microsoft-com:vml" xmlns:wp14="http://schemas.microsoft.com/office/word/2010/wordprocessingDrawing" xmlns:wp="http://schemas.openxmlformats.org/drawingml/2006/wordprocessingDrawing" xmlns:w10="urn:schemas-microsoft-com:office:word" xmlns:w="http://schemas.openxmlformats.org/wordprocessingml/2006/main" xmlns:w14="http://schemas.microsoft.com/office/word/2010/wordml" xmlns:w15="http://schemas.microsoft.com/office/word/2012/wordml" xmlns:w16cex="http://schemas.microsoft.com/office/word/2018/wordml/cex" xmlns:w16cid="http://schemas.microsoft.com/office/word/2016/wordml/cid" xmlns:w16="http://schemas.microsoft.com/office/word/2018/wordml" xmlns:w16du="http://schemas.microsoft.com/office/word/2023/wordml/word16du" xmlns:w16sdtdh="http://schemas.microsoft.com/office/word/2020/wordml/sdtdatahash" xmlns:w16se="http://schemas.microsoft.com/office/word/2015/wordml/symex" xmlns:wpg="http://schemas.microsoft.com/office/word/2010/wordprocessingGroup" xmlns:wpi="http://schemas.microsoft.com/office/word/2010/wordprocessingInk" xmlns:wne="http://schemas.microsoft.com/office/word/2006/wordml" xmlns:wps="http://schemas.microsoft.com/office/word/2010/wordprocessingShape" mc:Ignorable="w14 w15 w16se w16cid w16 w16cex w16sdtdh wp14">
+<w:endnotes xmlns:wpc="http://schemas.microsoft.com/office/word/2010/wordprocessingCanvas" xmlns:cx="http://schemas.microsoft.com/office/drawing/2014/chartex" xmlns:cx1="http://schemas.microsoft.com/office/drawing/2015/9/8/chartex" xmlns:cx2="http://schemas.microsoft.com/office/drawing/2015/10/21/chartex" xmlns:cx3="http://schemas.microsoft.com/office/drawing/2016/5/9/chartex" xmlns:cx4="http://schemas.microsoft.com/office/drawing/2016/5/10/chartex" xmlns:cx5="http://schemas.microsoft.com/office/drawing/2016/5/11/chartex" xmlns:cx6="http://schemas.microsoft.com/office/drawing/2016/5/12/chartex" xmlns:cx7="http://schemas.microsoft.com/office/drawing/2016/5/13/chartex" xmlns:cx8="http://schemas.microsoft.com/office/drawing/2016/5/14/chartex" xmlns:mc="http://schemas.openxmlformats.org/markup-compatibility/2006" xmlns:aink="http://schemas.microsoft.com/office/drawing/2016/ink" xmlns:am3d="http://schemas.microsoft.com/office/drawing/2017/model3d" xmlns:o="urn:schemas-microsoft-com:office:office" xmlns:oel="http://schemas.microsoft.com/office/2019/extlst" xmlns:r="http://schemas.openxmlformats.org/officeDocument/2006/relationships" xmlns:m="http://schemas.openxmlformats.org/officeDocument/2006/math" xmlns:v="urn:schemas-microsoft-com:vml" xmlns:wp14="http://schemas.microsoft.com/office/word/2010/wordprocessingDrawing" xmlns:wp="http://schemas.openxmlformats.org/drawingml/2006/wordprocessingDrawing" xmlns:w10="urn:schemas-microsoft-com:office:word" xmlns:w="http://schemas.openxmlformats.org/wordprocessingml/2006/main" xmlns:w14="http://schemas.microsoft.com/office/word/2010/wordml" xmlns:w15="http://schemas.microsoft.com/office/word/2012/wordml" xmlns:w16cex="http://schemas.microsoft.com/office/word/2018/wordml/cex" xmlns:w16cid="http://schemas.microsoft.com/office/word/2016/wordml/cid" xmlns:w16="http://schemas.microsoft.com/office/word/2018/wordml" xmlns:w16du="http://schemas.microsoft.com/office/word/2023/wordml/word16du" xmlns:w16sdtdh="http://schemas.microsoft.com/office/word/2020/wordml/sdtdatahash" xmlns:w16sdtfl="http://schemas.microsoft.com/office/word/2024/wordml/sdtformatlock" xmlns:w16se="http://schemas.microsoft.com/office/word/2015/wordml/symex" xmlns:wpg="http://schemas.microsoft.com/office/word/2010/wordprocessingGroup" xmlns:wpi="http://schemas.microsoft.com/office/word/2010/wordprocessingInk" xmlns:wne="http://schemas.microsoft.com/office/word/2006/wordml" xmlns:wps="http://schemas.microsoft.com/office/word/2010/wordprocessingShape" mc:Ignorable="w14 w15 w16se w16cid w16 w16cex w16sdtdh w16sdtfl w16du wp14">
   <w:endnote w:type="separator" w:id="-1">
     <w:p>
       <w:pPr>
@@ -978,7 +958,7 @@
 </file>
 
 <file path=word/footer1.xml><?xml version="1.0" encoding="utf-8"?>
-<w:ftr xmlns:wpc="http://schemas.microsoft.com/office/word/2010/wordprocessingCanvas" xmlns:cx="http://schemas.microsoft.com/office/drawing/2014/chartex" xmlns:cx1="http://schemas.microsoft.com/office/drawing/2015/9/8/chartex" xmlns:cx2="http://schemas.microsoft.com/office/drawing/2015/10/21/chartex" xmlns:cx3="http://schemas.microsoft.com/office/drawing/2016/5/9/chartex" xmlns:cx4="http://schemas.microsoft.com/office/drawing/2016/5/10/chartex" xmlns:cx5="http://schemas.microsoft.com/office/drawing/2016/5/11/chartex" xmlns:cx6="http://schemas.microsoft.com/office/drawing/2016/5/12/chartex" xmlns:cx7="http://schemas.microsoft.com/office/drawing/2016/5/13/chartex" xmlns:cx8="http://schemas.microsoft.com/office/drawing/2016/5/14/chartex" xmlns:mc="http://schemas.openxmlformats.org/markup-compatibility/2006" xmlns:aink="http://schemas.microsoft.com/office/drawing/2016/ink" xmlns:am3d="http://schemas.microsoft.com/office/drawing/2017/model3d" xmlns:o="urn:schemas-microsoft-com:office:office" xmlns:oel="http://schemas.microsoft.com/office/2019/extlst" xmlns:r="http://schemas.openxmlformats.org/officeDocument/2006/relationships" xmlns:m="http://schemas.openxmlformats.org/officeDocument/2006/math" xmlns:v="urn:schemas-microsoft-com:vml" xmlns:wp14="http://schemas.microsoft.com/office/word/2010/wordprocessingDrawing" xmlns:wp="http://schemas.openxmlformats.org/drawingml/2006/wordprocessingDrawing" xmlns:w10="urn:schemas-microsoft-com:office:word" xmlns:w="http://schemas.openxmlformats.org/wordprocessingml/2006/main" xmlns:w14="http://schemas.microsoft.com/office/word/2010/wordml" xmlns:w15="http://schemas.microsoft.com/office/word/2012/wordml" xmlns:w16cex="http://schemas.microsoft.com/office/word/2018/wordml/cex" xmlns:w16cid="http://schemas.microsoft.com/office/word/2016/wordml/cid" xmlns:w16="http://schemas.microsoft.com/office/word/2018/wordml" xmlns:w16du="http://schemas.microsoft.com/office/word/2023/wordml/word16du" xmlns:w16sdtdh="http://schemas.microsoft.com/office/word/2020/wordml/sdtdatahash" xmlns:w16se="http://schemas.microsoft.com/office/word/2015/wordml/symex" xmlns:wpg="http://schemas.microsoft.com/office/word/2010/wordprocessingGroup" xmlns:wpi="http://schemas.microsoft.com/office/word/2010/wordprocessingInk" xmlns:wne="http://schemas.microsoft.com/office/word/2006/wordml" xmlns:wps="http://schemas.microsoft.com/office/word/2010/wordprocessingShape" mc:Ignorable="w14 w15 w16se w16cid w16 w16cex w16sdtdh wp14">
+<w:ftr xmlns:wpc="http://schemas.microsoft.com/office/word/2010/wordprocessingCanvas" xmlns:cx="http://schemas.microsoft.com/office/drawing/2014/chartex" xmlns:cx1="http://schemas.microsoft.com/office/drawing/2015/9/8/chartex" xmlns:cx2="http://schemas.microsoft.com/office/drawing/2015/10/21/chartex" xmlns:cx3="http://schemas.microsoft.com/office/drawing/2016/5/9/chartex" xmlns:cx4="http://schemas.microsoft.com/office/drawing/2016/5/10/chartex" xmlns:cx5="http://schemas.microsoft.com/office/drawing/2016/5/11/chartex" xmlns:cx6="http://schemas.microsoft.com/office/drawing/2016/5/12/chartex" xmlns:cx7="http://schemas.microsoft.com/office/drawing/2016/5/13/chartex" xmlns:cx8="http://schemas.microsoft.com/office/drawing/2016/5/14/chartex" xmlns:mc="http://schemas.openxmlformats.org/markup-compatibility/2006" xmlns:aink="http://schemas.microsoft.com/office/drawing/2016/ink" xmlns:am3d="http://schemas.microsoft.com/office/drawing/2017/model3d" xmlns:o="urn:schemas-microsoft-com:office:office" xmlns:oel="http://schemas.microsoft.com/office/2019/extlst" xmlns:r="http://schemas.openxmlformats.org/officeDocument/2006/relationships" xmlns:m="http://schemas.openxmlformats.org/officeDocument/2006/math" xmlns:v="urn:schemas-microsoft-com:vml" xmlns:wp14="http://schemas.microsoft.com/office/word/2010/wordprocessingDrawing" xmlns:wp="http://schemas.openxmlformats.org/drawingml/2006/wordprocessingDrawing" xmlns:w10="urn:schemas-microsoft-com:office:word" xmlns:w="http://schemas.openxmlformats.org/wordprocessingml/2006/main" xmlns:w14="http://schemas.microsoft.com/office/word/2010/wordml" xmlns:w15="http://schemas.microsoft.com/office/word/2012/wordml" xmlns:w16cex="http://schemas.microsoft.com/office/word/2018/wordml/cex" xmlns:w16cid="http://schemas.microsoft.com/office/word/2016/wordml/cid" xmlns:w16="http://schemas.microsoft.com/office/word/2018/wordml" xmlns:w16du="http://schemas.microsoft.com/office/word/2023/wordml/word16du" xmlns:w16sdtdh="http://schemas.microsoft.com/office/word/2020/wordml/sdtdatahash" xmlns:w16sdtfl="http://schemas.microsoft.com/office/word/2024/wordml/sdtformatlock" xmlns:w16se="http://schemas.microsoft.com/office/word/2015/wordml/symex" xmlns:wpg="http://schemas.microsoft.com/office/word/2010/wordprocessingGroup" xmlns:wpi="http://schemas.microsoft.com/office/word/2010/wordprocessingInk" xmlns:wne="http://schemas.microsoft.com/office/word/2006/wordml" xmlns:wps="http://schemas.microsoft.com/office/word/2010/wordprocessingShape" mc:Ignorable="w14 w15 w16se w16cid w16 w16cex w16sdtdh w16sdtfl w16du wp14">
   <w:p>
     <w:pPr>
       <w:pStyle w:val="Footer"/>
@@ -988,7 +968,7 @@
 </file>
 
 <file path=word/footer2.xml><?xml version="1.0" encoding="utf-8"?>
-<w:ftr xmlns:wpc="http://schemas.microsoft.com/office/word/2010/wordprocessingCanvas" xmlns:cx="http://schemas.microsoft.com/office/drawing/2014/chartex" xmlns:cx1="http://schemas.microsoft.com/office/drawing/2015/9/8/chartex" xmlns:cx2="http://schemas.microsoft.com/office/drawing/2015/10/21/chartex" xmlns:cx3="http://schemas.microsoft.com/office/drawing/2016/5/9/chartex" xmlns:cx4="http://schemas.microsoft.com/office/drawing/2016/5/10/chartex" xmlns:cx5="http://schemas.microsoft.com/office/drawing/2016/5/11/chartex" xmlns:cx6="http://schemas.microsoft.com/office/drawing/2016/5/12/chartex" xmlns:cx7="http://schemas.microsoft.com/office/drawing/2016/5/13/chartex" xmlns:cx8="http://schemas.microsoft.com/office/drawing/2016/5/14/chartex" xmlns:mc="http://schemas.openxmlformats.org/markup-compatibility/2006" xmlns:aink="http://schemas.microsoft.com/office/drawing/2016/ink" xmlns:am3d="http://schemas.microsoft.com/office/drawing/2017/model3d" xmlns:o="urn:schemas-microsoft-com:office:office" xmlns:oel="http://schemas.microsoft.com/office/2019/extlst" xmlns:r="http://schemas.openxmlformats.org/officeDocument/2006/relationships" xmlns:m="http://schemas.openxmlformats.org/officeDocument/2006/math" xmlns:v="urn:schemas-microsoft-com:vml" xmlns:wp14="http://schemas.microsoft.com/office/word/2010/wordprocessingDrawing" xmlns:wp="http://schemas.openxmlformats.org/drawingml/2006/wordprocessingDrawing" xmlns:w10="urn:schemas-microsoft-com:office:word" xmlns:w="http://schemas.openxmlformats.org/wordprocessingml/2006/main" xmlns:w14="http://schemas.microsoft.com/office/word/2010/wordml" xmlns:w15="http://schemas.microsoft.com/office/word/2012/wordml" xmlns:w16cex="http://schemas.microsoft.com/office/word/2018/wordml/cex" xmlns:w16cid="http://schemas.microsoft.com/office/word/2016/wordml/cid" xmlns:w16="http://schemas.microsoft.com/office/word/2018/wordml" xmlns:w16du="http://schemas.microsoft.com/office/word/2023/wordml/word16du" xmlns:w16sdtdh="http://schemas.microsoft.com/office/word/2020/wordml/sdtdatahash" xmlns:w16se="http://schemas.microsoft.com/office/word/2015/wordml/symex" xmlns:wpg="http://schemas.microsoft.com/office/word/2010/wordprocessingGroup" xmlns:wpi="http://schemas.microsoft.com/office/word/2010/wordprocessingInk" xmlns:wne="http://schemas.microsoft.com/office/word/2006/wordml" xmlns:wps="http://schemas.microsoft.com/office/word/2010/wordprocessingShape" mc:Ignorable="w14 w15 w16se w16cid w16 w16cex w16sdtdh wp14">
+<w:ftr xmlns:wpc="http://schemas.microsoft.com/office/word/2010/wordprocessingCanvas" xmlns:cx="http://schemas.microsoft.com/office/drawing/2014/chartex" xmlns:cx1="http://schemas.microsoft.com/office/drawing/2015/9/8/chartex" xmlns:cx2="http://schemas.microsoft.com/office/drawing/2015/10/21/chartex" xmlns:cx3="http://schemas.microsoft.com/office/drawing/2016/5/9/chartex" xmlns:cx4="http://schemas.microsoft.com/office/drawing/2016/5/10/chartex" xmlns:cx5="http://schemas.microsoft.com/office/drawing/2016/5/11/chartex" xmlns:cx6="http://schemas.microsoft.com/office/drawing/2016/5/12/chartex" xmlns:cx7="http://schemas.microsoft.com/office/drawing/2016/5/13/chartex" xmlns:cx8="http://schemas.microsoft.com/office/drawing/2016/5/14/chartex" xmlns:mc="http://schemas.openxmlformats.org/markup-compatibility/2006" xmlns:aink="http://schemas.microsoft.com/office/drawing/2016/ink" xmlns:am3d="http://schemas.microsoft.com/office/drawing/2017/model3d" xmlns:o="urn:schemas-microsoft-com:office:office" xmlns:oel="http://schemas.microsoft.com/office/2019/extlst" xmlns:r="http://schemas.openxmlformats.org/officeDocument/2006/relationships" xmlns:m="http://schemas.openxmlformats.org/officeDocument/2006/math" xmlns:v="urn:schemas-microsoft-com:vml" xmlns:wp14="http://schemas.microsoft.com/office/word/2010/wordprocessingDrawing" xmlns:wp="http://schemas.openxmlformats.org/drawingml/2006/wordprocessingDrawing" xmlns:w10="urn:schemas-microsoft-com:office:word" xmlns:w="http://schemas.openxmlformats.org/wordprocessingml/2006/main" xmlns:w14="http://schemas.microsoft.com/office/word/2010/wordml" xmlns:w15="http://schemas.microsoft.com/office/word/2012/wordml" xmlns:w16cex="http://schemas.microsoft.com/office/word/2018/wordml/cex" xmlns:w16cid="http://schemas.microsoft.com/office/word/2016/wordml/cid" xmlns:w16="http://schemas.microsoft.com/office/word/2018/wordml" xmlns:w16du="http://schemas.microsoft.com/office/word/2023/wordml/word16du" xmlns:w16sdtdh="http://schemas.microsoft.com/office/word/2020/wordml/sdtdatahash" xmlns:w16sdtfl="http://schemas.microsoft.com/office/word/2024/wordml/sdtformatlock" xmlns:w16se="http://schemas.microsoft.com/office/word/2015/wordml/symex" xmlns:wpg="http://schemas.microsoft.com/office/word/2010/wordprocessingGroup" xmlns:wpi="http://schemas.microsoft.com/office/word/2010/wordprocessingInk" xmlns:wne="http://schemas.microsoft.com/office/word/2006/wordml" xmlns:wps="http://schemas.microsoft.com/office/word/2010/wordprocessingShape" mc:Ignorable="w14 w15 w16se w16cid w16 w16cex w16sdtdh w16sdtfl w16du wp14">
   <w:p>
     <w:pPr>
       <w:jc w:val="right"/>
@@ -1041,7 +1021,7 @@
 </file>
 
 <file path=word/footer3.xml><?xml version="1.0" encoding="utf-8"?>
-<w:ftr xmlns:wpc="http://schemas.microsoft.com/office/word/2010/wordprocessingCanvas" xmlns:cx="http://schemas.microsoft.com/office/drawing/2014/chartex" xmlns:cx1="http://schemas.microsoft.com/office/drawing/2015/9/8/chartex" xmlns:cx2="http://schemas.microsoft.com/office/drawing/2015/10/21/chartex" xmlns:cx3="http://schemas.microsoft.com/office/drawing/2016/5/9/chartex" xmlns:cx4="http://schemas.microsoft.com/office/drawing/2016/5/10/chartex" xmlns:cx5="http://schemas.microsoft.com/office/drawing/2016/5/11/chartex" xmlns:cx6="http://schemas.microsoft.com/office/drawing/2016/5/12/chartex" xmlns:cx7="http://schemas.microsoft.com/office/drawing/2016/5/13/chartex" xmlns:cx8="http://schemas.microsoft.com/office/drawing/2016/5/14/chartex" xmlns:mc="http://schemas.openxmlformats.org/markup-compatibility/2006" xmlns:aink="http://schemas.microsoft.com/office/drawing/2016/ink" xmlns:am3d="http://schemas.microsoft.com/office/drawing/2017/model3d" xmlns:o="urn:schemas-microsoft-com:office:office" xmlns:oel="http://schemas.microsoft.com/office/2019/extlst" xmlns:r="http://schemas.openxmlformats.org/officeDocument/2006/relationships" xmlns:m="http://schemas.openxmlformats.org/officeDocument/2006/math" xmlns:v="urn:schemas-microsoft-com:vml" xmlns:wp14="http://schemas.microsoft.com/office/word/2010/wordprocessingDrawing" xmlns:wp="http://schemas.openxmlformats.org/drawingml/2006/wordprocessingDrawing" xmlns:w10="urn:schemas-microsoft-com:office:word" xmlns:w="http://schemas.openxmlformats.org/wordprocessingml/2006/main" xmlns:w14="http://schemas.microsoft.com/office/word/2010/wordml" xmlns:w15="http://schemas.microsoft.com/office/word/2012/wordml" xmlns:w16cex="http://schemas.microsoft.com/office/word/2018/wordml/cex" xmlns:w16cid="http://schemas.microsoft.com/office/word/2016/wordml/cid" xmlns:w16="http://schemas.microsoft.com/office/word/2018/wordml" xmlns:w16du="http://schemas.microsoft.com/office/word/2023/wordml/word16du" xmlns:w16sdtdh="http://schemas.microsoft.com/office/word/2020/wordml/sdtdatahash" xmlns:w16se="http://schemas.microsoft.com/office/word/2015/wordml/symex" xmlns:wpg="http://schemas.microsoft.com/office/word/2010/wordprocessingGroup" xmlns:wpi="http://schemas.microsoft.com/office/word/2010/wordprocessingInk" xmlns:wne="http://schemas.microsoft.com/office/word/2006/wordml" xmlns:wps="http://schemas.microsoft.com/office/word/2010/wordprocessingShape" mc:Ignorable="w14 w15 w16se w16cid w16 w16cex w16sdtdh wp14">
+<w:ftr xmlns:wpc="http://schemas.microsoft.com/office/word/2010/wordprocessingCanvas" xmlns:cx="http://schemas.microsoft.com/office/drawing/2014/chartex" xmlns:cx1="http://schemas.microsoft.com/office/drawing/2015/9/8/chartex" xmlns:cx2="http://schemas.microsoft.com/office/drawing/2015/10/21/chartex" xmlns:cx3="http://schemas.microsoft.com/office/drawing/2016/5/9/chartex" xmlns:cx4="http://schemas.microsoft.com/office/drawing/2016/5/10/chartex" xmlns:cx5="http://schemas.microsoft.com/office/drawing/2016/5/11/chartex" xmlns:cx6="http://schemas.microsoft.com/office/drawing/2016/5/12/chartex" xmlns:cx7="http://schemas.microsoft.com/office/drawing/2016/5/13/chartex" xmlns:cx8="http://schemas.microsoft.com/office/drawing/2016/5/14/chartex" xmlns:mc="http://schemas.openxmlformats.org/markup-compatibility/2006" xmlns:aink="http://schemas.microsoft.com/office/drawing/2016/ink" xmlns:am3d="http://schemas.microsoft.com/office/drawing/2017/model3d" xmlns:o="urn:schemas-microsoft-com:office:office" xmlns:oel="http://schemas.microsoft.com/office/2019/extlst" xmlns:r="http://schemas.openxmlformats.org/officeDocument/2006/relationships" xmlns:m="http://schemas.openxmlformats.org/officeDocument/2006/math" xmlns:v="urn:schemas-microsoft-com:vml" xmlns:wp14="http://schemas.microsoft.com/office/word/2010/wordprocessingDrawing" xmlns:wp="http://schemas.openxmlformats.org/drawingml/2006/wordprocessingDrawing" xmlns:w10="urn:schemas-microsoft-com:office:word" xmlns:w="http://schemas.openxmlformats.org/wordprocessingml/2006/main" xmlns:w14="http://schemas.microsoft.com/office/word/2010/wordml" xmlns:w15="http://schemas.microsoft.com/office/word/2012/wordml" xmlns:w16cex="http://schemas.microsoft.com/office/word/2018/wordml/cex" xmlns:w16cid="http://schemas.microsoft.com/office/word/2016/wordml/cid" xmlns:w16="http://schemas.microsoft.com/office/word/2018/wordml" xmlns:w16du="http://schemas.microsoft.com/office/word/2023/wordml/word16du" xmlns:w16sdtdh="http://schemas.microsoft.com/office/word/2020/wordml/sdtdatahash" xmlns:w16sdtfl="http://schemas.microsoft.com/office/word/2024/wordml/sdtformatlock" xmlns:w16se="http://schemas.microsoft.com/office/word/2015/wordml/symex" xmlns:wpg="http://schemas.microsoft.com/office/word/2010/wordprocessingGroup" xmlns:wpi="http://schemas.microsoft.com/office/word/2010/wordprocessingInk" xmlns:wne="http://schemas.microsoft.com/office/word/2006/wordml" xmlns:wps="http://schemas.microsoft.com/office/word/2010/wordprocessingShape" mc:Ignorable="w14 w15 w16se w16cid w16 w16cex w16sdtdh w16sdtfl w16du wp14">
   <w:p>
     <w:pPr>
       <w:pStyle w:val="Header"/>
@@ -1106,7 +1086,6 @@
           <w:docPartUnique/>
         </w:docPartObj>
       </w:sdtPr>
-      <w:sdtEndPr/>
       <w:sdtContent>
         <w:r>
           <w:t xml:space="preserve">Page </w:t>
@@ -1212,7 +1191,7 @@
 </file>
 
 <file path=word/footnotes.xml><?xml version="1.0" encoding="utf-8"?>
-<w:footnotes xmlns:wpc="http://schemas.microsoft.com/office/word/2010/wordprocessingCanvas" xmlns:cx="http://schemas.microsoft.com/office/drawing/2014/chartex" xmlns:cx1="http://schemas.microsoft.com/office/drawing/2015/9/8/chartex" xmlns:cx2="http://schemas.microsoft.com/office/drawing/2015/10/21/chartex" xmlns:cx3="http://schemas.microsoft.com/office/drawing/2016/5/9/chartex" xmlns:cx4="http://schemas.microsoft.com/office/drawing/2016/5/10/chartex" xmlns:cx5="http://schemas.microsoft.com/office/drawing/2016/5/11/chartex" xmlns:cx6="http://schemas.microsoft.com/office/drawing/2016/5/12/chartex" xmlns:cx7="http://schemas.microsoft.com/office/drawing/2016/5/13/chartex" xmlns:cx8="http://schemas.microsoft.com/office/drawing/2016/5/14/chartex" xmlns:mc="http://schemas.openxmlformats.org/markup-compatibility/2006" xmlns:aink="http://schemas.microsoft.com/office/drawing/2016/ink" xmlns:am3d="http://schemas.microsoft.com/office/drawing/2017/model3d" xmlns:o="urn:schemas-microsoft-com:office:office" xmlns:oel="http://schemas.microsoft.com/office/2019/extlst" xmlns:r="http://schemas.openxmlformats.org/officeDocument/2006/relationships" xmlns:m="http://schemas.openxmlformats.org/officeDocument/2006/math" xmlns:v="urn:schemas-microsoft-com:vml" xmlns:wp14="http://schemas.microsoft.com/office/word/2010/wordprocessingDrawing" xmlns:wp="http://schemas.openxmlformats.org/drawingml/2006/wordprocessingDrawing" xmlns:w10="urn:schemas-microsoft-com:office:word" xmlns:w="http://schemas.openxmlformats.org/wordprocessingml/2006/main" xmlns:w14="http://schemas.microsoft.com/office/word/2010/wordml" xmlns:w15="http://schemas.microsoft.com/office/word/2012/wordml" xmlns:w16cex="http://schemas.microsoft.com/office/word/2018/wordml/cex" xmlns:w16cid="http://schemas.microsoft.com/office/word/2016/wordml/cid" xmlns:w16="http://schemas.microsoft.com/office/word/2018/wordml" xmlns:w16du="http://schemas.microsoft.com/office/word/2023/wordml/word16du" xmlns:w16sdtdh="http://schemas.microsoft.com/office/word/2020/wordml/sdtdatahash" xmlns:w16se="http://schemas.microsoft.com/office/word/2015/wordml/symex" xmlns:wpg="http://schemas.microsoft.com/office/word/2010/wordprocessingGroup" xmlns:wpi="http://schemas.microsoft.com/office/word/2010/wordprocessingInk" xmlns:wne="http://schemas.microsoft.com/office/word/2006/wordml" xmlns:wps="http://schemas.microsoft.com/office/word/2010/wordprocessingShape" mc:Ignorable="w14 w15 w16se w16cid w16 w16cex w16sdtdh wp14">
+<w:footnotes xmlns:wpc="http://schemas.microsoft.com/office/word/2010/wordprocessingCanvas" xmlns:cx="http://schemas.microsoft.com/office/drawing/2014/chartex" xmlns:cx1="http://schemas.microsoft.com/office/drawing/2015/9/8/chartex" xmlns:cx2="http://schemas.microsoft.com/office/drawing/2015/10/21/chartex" xmlns:cx3="http://schemas.microsoft.com/office/drawing/2016/5/9/chartex" xmlns:cx4="http://schemas.microsoft.com/office/drawing/2016/5/10/chartex" xmlns:cx5="http://schemas.microsoft.com/office/drawing/2016/5/11/chartex" xmlns:cx6="http://schemas.microsoft.com/office/drawing/2016/5/12/chartex" xmlns:cx7="http://schemas.microsoft.com/office/drawing/2016/5/13/chartex" xmlns:cx8="http://schemas.microsoft.com/office/drawing/2016/5/14/chartex" xmlns:mc="http://schemas.openxmlformats.org/markup-compatibility/2006" xmlns:aink="http://schemas.microsoft.com/office/drawing/2016/ink" xmlns:am3d="http://schemas.microsoft.com/office/drawing/2017/model3d" xmlns:o="urn:schemas-microsoft-com:office:office" xmlns:oel="http://schemas.microsoft.com/office/2019/extlst" xmlns:r="http://schemas.openxmlformats.org/officeDocument/2006/relationships" xmlns:m="http://schemas.openxmlformats.org/officeDocument/2006/math" xmlns:v="urn:schemas-microsoft-com:vml" xmlns:wp14="http://schemas.microsoft.com/office/word/2010/wordprocessingDrawing" xmlns:wp="http://schemas.openxmlformats.org/drawingml/2006/wordprocessingDrawing" xmlns:w10="urn:schemas-microsoft-com:office:word" xmlns:w="http://schemas.openxmlformats.org/wordprocessingml/2006/main" xmlns:w14="http://schemas.microsoft.com/office/word/2010/wordml" xmlns:w15="http://schemas.microsoft.com/office/word/2012/wordml" xmlns:w16cex="http://schemas.microsoft.com/office/word/2018/wordml/cex" xmlns:w16cid="http://schemas.microsoft.com/office/word/2016/wordml/cid" xmlns:w16="http://schemas.microsoft.com/office/word/2018/wordml" xmlns:w16du="http://schemas.microsoft.com/office/word/2023/wordml/word16du" xmlns:w16sdtdh="http://schemas.microsoft.com/office/word/2020/wordml/sdtdatahash" xmlns:w16sdtfl="http://schemas.microsoft.com/office/word/2024/wordml/sdtformatlock" xmlns:w16se="http://schemas.microsoft.com/office/word/2015/wordml/symex" xmlns:wpg="http://schemas.microsoft.com/office/word/2010/wordprocessingGroup" xmlns:wpi="http://schemas.microsoft.com/office/word/2010/wordprocessingInk" xmlns:wne="http://schemas.microsoft.com/office/word/2006/wordml" xmlns:wps="http://schemas.microsoft.com/office/word/2010/wordprocessingShape" mc:Ignorable="w14 w15 w16se w16cid w16 w16cex w16sdtdh w16sdtfl w16du wp14">
   <w:footnote w:type="separator" w:id="-1">
     <w:p>
       <w:pPr>
@@ -1237,7 +1216,7 @@
 </file>
 
 <file path=word/header1.xml><?xml version="1.0" encoding="utf-8"?>
-<w:hdr xmlns:wpc="http://schemas.microsoft.com/office/word/2010/wordprocessingCanvas" xmlns:cx="http://schemas.microsoft.com/office/drawing/2014/chartex" xmlns:cx1="http://schemas.microsoft.com/office/drawing/2015/9/8/chartex" xmlns:cx2="http://schemas.microsoft.com/office/drawing/2015/10/21/chartex" xmlns:cx3="http://schemas.microsoft.com/office/drawing/2016/5/9/chartex" xmlns:cx4="http://schemas.microsoft.com/office/drawing/2016/5/10/chartex" xmlns:cx5="http://schemas.microsoft.com/office/drawing/2016/5/11/chartex" xmlns:cx6="http://schemas.microsoft.com/office/drawing/2016/5/12/chartex" xmlns:cx7="http://schemas.microsoft.com/office/drawing/2016/5/13/chartex" xmlns:cx8="http://schemas.microsoft.com/office/drawing/2016/5/14/chartex" xmlns:mc="http://schemas.openxmlformats.org/markup-compatibility/2006" xmlns:aink="http://schemas.microsoft.com/office/drawing/2016/ink" xmlns:am3d="http://schemas.microsoft.com/office/drawing/2017/model3d" xmlns:o="urn:schemas-microsoft-com:office:office" xmlns:oel="http://schemas.microsoft.com/office/2019/extlst" xmlns:r="http://schemas.openxmlformats.org/officeDocument/2006/relationships" xmlns:m="http://schemas.openxmlformats.org/officeDocument/2006/math" xmlns:v="urn:schemas-microsoft-com:vml" xmlns:wp14="http://schemas.microsoft.com/office/word/2010/wordprocessingDrawing" xmlns:wp="http://schemas.openxmlformats.org/drawingml/2006/wordprocessingDrawing" xmlns:w10="urn:schemas-microsoft-com:office:word" xmlns:w="http://schemas.openxmlformats.org/wordprocessingml/2006/main" xmlns:w14="http://schemas.microsoft.com/office/word/2010/wordml" xmlns:w15="http://schemas.microsoft.com/office/word/2012/wordml" xmlns:w16cex="http://schemas.microsoft.com/office/word/2018/wordml/cex" xmlns:w16cid="http://schemas.microsoft.com/office/word/2016/wordml/cid" xmlns:w16="http://schemas.microsoft.com/office/word/2018/wordml" xmlns:w16du="http://schemas.microsoft.com/office/word/2023/wordml/word16du" xmlns:w16sdtdh="http://schemas.microsoft.com/office/word/2020/wordml/sdtdatahash" xmlns:w16se="http://schemas.microsoft.com/office/word/2015/wordml/symex" xmlns:wpg="http://schemas.microsoft.com/office/word/2010/wordprocessingGroup" xmlns:wpi="http://schemas.microsoft.com/office/word/2010/wordprocessingInk" xmlns:wne="http://schemas.microsoft.com/office/word/2006/wordml" xmlns:wps="http://schemas.microsoft.com/office/word/2010/wordprocessingShape" mc:Ignorable="w14 w15 w16se w16cid w16 w16cex w16sdtdh wp14">
+<w:hdr xmlns:wpc="http://schemas.microsoft.com/office/word/2010/wordprocessingCanvas" xmlns:cx="http://schemas.microsoft.com/office/drawing/2014/chartex" xmlns:cx1="http://schemas.microsoft.com/office/drawing/2015/9/8/chartex" xmlns:cx2="http://schemas.microsoft.com/office/drawing/2015/10/21/chartex" xmlns:cx3="http://schemas.microsoft.com/office/drawing/2016/5/9/chartex" xmlns:cx4="http://schemas.microsoft.com/office/drawing/2016/5/10/chartex" xmlns:cx5="http://schemas.microsoft.com/office/drawing/2016/5/11/chartex" xmlns:cx6="http://schemas.microsoft.com/office/drawing/2016/5/12/chartex" xmlns:cx7="http://schemas.microsoft.com/office/drawing/2016/5/13/chartex" xmlns:cx8="http://schemas.microsoft.com/office/drawing/2016/5/14/chartex" xmlns:mc="http://schemas.openxmlformats.org/markup-compatibility/2006" xmlns:aink="http://schemas.microsoft.com/office/drawing/2016/ink" xmlns:am3d="http://schemas.microsoft.com/office/drawing/2017/model3d" xmlns:o="urn:schemas-microsoft-com:office:office" xmlns:oel="http://schemas.microsoft.com/office/2019/extlst" xmlns:r="http://schemas.openxmlformats.org/officeDocument/2006/relationships" xmlns:m="http://schemas.openxmlformats.org/officeDocument/2006/math" xmlns:v="urn:schemas-microsoft-com:vml" xmlns:wp14="http://schemas.microsoft.com/office/word/2010/wordprocessingDrawing" xmlns:wp="http://schemas.openxmlformats.org/drawingml/2006/wordprocessingDrawing" xmlns:w10="urn:schemas-microsoft-com:office:word" xmlns:w="http://schemas.openxmlformats.org/wordprocessingml/2006/main" xmlns:w14="http://schemas.microsoft.com/office/word/2010/wordml" xmlns:w15="http://schemas.microsoft.com/office/word/2012/wordml" xmlns:w16cex="http://schemas.microsoft.com/office/word/2018/wordml/cex" xmlns:w16cid="http://schemas.microsoft.com/office/word/2016/wordml/cid" xmlns:w16="http://schemas.microsoft.com/office/word/2018/wordml" xmlns:w16du="http://schemas.microsoft.com/office/word/2023/wordml/word16du" xmlns:w16sdtdh="http://schemas.microsoft.com/office/word/2020/wordml/sdtdatahash" xmlns:w16sdtfl="http://schemas.microsoft.com/office/word/2024/wordml/sdtformatlock" xmlns:w16se="http://schemas.microsoft.com/office/word/2015/wordml/symex" xmlns:wpg="http://schemas.microsoft.com/office/word/2010/wordprocessingGroup" xmlns:wpi="http://schemas.microsoft.com/office/word/2010/wordprocessingInk" xmlns:wne="http://schemas.microsoft.com/office/word/2006/wordml" xmlns:wps="http://schemas.microsoft.com/office/word/2010/wordprocessingShape" mc:Ignorable="w14 w15 w16se w16cid w16 w16cex w16sdtdh w16sdtfl w16du wp14">
   <w:p>
     <w:pPr>
       <w:pStyle w:val="Header"/>
@@ -1247,7 +1226,7 @@
 </file>
 
 <file path=word/header2.xml><?xml version="1.0" encoding="utf-8"?>
-<w:hdr xmlns:wpc="http://schemas.microsoft.com/office/word/2010/wordprocessingCanvas" xmlns:cx="http://schemas.microsoft.com/office/drawing/2014/chartex" xmlns:cx1="http://schemas.microsoft.com/office/drawing/2015/9/8/chartex" xmlns:cx2="http://schemas.microsoft.com/office/drawing/2015/10/21/chartex" xmlns:cx3="http://schemas.microsoft.com/office/drawing/2016/5/9/chartex" xmlns:cx4="http://schemas.microsoft.com/office/drawing/2016/5/10/chartex" xmlns:cx5="http://schemas.microsoft.com/office/drawing/2016/5/11/chartex" xmlns:cx6="http://schemas.microsoft.com/office/drawing/2016/5/12/chartex" xmlns:cx7="http://schemas.microsoft.com/office/drawing/2016/5/13/chartex" xmlns:cx8="http://schemas.microsoft.com/office/drawing/2016/5/14/chartex" xmlns:mc="http://schemas.openxmlformats.org/markup-compatibility/2006" xmlns:aink="http://schemas.microsoft.com/office/drawing/2016/ink" xmlns:am3d="http://schemas.microsoft.com/office/drawing/2017/model3d" xmlns:o="urn:schemas-microsoft-com:office:office" xmlns:oel="http://schemas.microsoft.com/office/2019/extlst" xmlns:r="http://schemas.openxmlformats.org/officeDocument/2006/relationships" xmlns:m="http://schemas.openxmlformats.org/officeDocument/2006/math" xmlns:v="urn:schemas-microsoft-com:vml" xmlns:wp14="http://schemas.microsoft.com/office/word/2010/wordprocessingDrawing" xmlns:wp="http://schemas.openxmlformats.org/drawingml/2006/wordprocessingDrawing" xmlns:w10="urn:schemas-microsoft-com:office:word" xmlns:w="http://schemas.openxmlformats.org/wordprocessingml/2006/main" xmlns:w14="http://schemas.microsoft.com/office/word/2010/wordml" xmlns:w15="http://schemas.microsoft.com/office/word/2012/wordml" xmlns:w16cex="http://schemas.microsoft.com/office/word/2018/wordml/cex" xmlns:w16cid="http://schemas.microsoft.com/office/word/2016/wordml/cid" xmlns:w16="http://schemas.microsoft.com/office/word/2018/wordml" xmlns:w16du="http://schemas.microsoft.com/office/word/2023/wordml/word16du" xmlns:w16sdtdh="http://schemas.microsoft.com/office/word/2020/wordml/sdtdatahash" xmlns:w16se="http://schemas.microsoft.com/office/word/2015/wordml/symex" xmlns:wpg="http://schemas.microsoft.com/office/word/2010/wordprocessingGroup" xmlns:wpi="http://schemas.microsoft.com/office/word/2010/wordprocessingInk" xmlns:wne="http://schemas.microsoft.com/office/word/2006/wordml" xmlns:wps="http://schemas.microsoft.com/office/word/2010/wordprocessingShape" mc:Ignorable="w14 w15 w16se w16cid w16 w16cex w16sdtdh wp14">
+<w:hdr xmlns:wpc="http://schemas.microsoft.com/office/word/2010/wordprocessingCanvas" xmlns:cx="http://schemas.microsoft.com/office/drawing/2014/chartex" xmlns:cx1="http://schemas.microsoft.com/office/drawing/2015/9/8/chartex" xmlns:cx2="http://schemas.microsoft.com/office/drawing/2015/10/21/chartex" xmlns:cx3="http://schemas.microsoft.com/office/drawing/2016/5/9/chartex" xmlns:cx4="http://schemas.microsoft.com/office/drawing/2016/5/10/chartex" xmlns:cx5="http://schemas.microsoft.com/office/drawing/2016/5/11/chartex" xmlns:cx6="http://schemas.microsoft.com/office/drawing/2016/5/12/chartex" xmlns:cx7="http://schemas.microsoft.com/office/drawing/2016/5/13/chartex" xmlns:cx8="http://schemas.microsoft.com/office/drawing/2016/5/14/chartex" xmlns:mc="http://schemas.openxmlformats.org/markup-compatibility/2006" xmlns:aink="http://schemas.microsoft.com/office/drawing/2016/ink" xmlns:am3d="http://schemas.microsoft.com/office/drawing/2017/model3d" xmlns:o="urn:schemas-microsoft-com:office:office" xmlns:oel="http://schemas.microsoft.com/office/2019/extlst" xmlns:r="http://schemas.openxmlformats.org/officeDocument/2006/relationships" xmlns:m="http://schemas.openxmlformats.org/officeDocument/2006/math" xmlns:v="urn:schemas-microsoft-com:vml" xmlns:wp14="http://schemas.microsoft.com/office/word/2010/wordprocessingDrawing" xmlns:wp="http://schemas.openxmlformats.org/drawingml/2006/wordprocessingDrawing" xmlns:w10="urn:schemas-microsoft-com:office:word" xmlns:w="http://schemas.openxmlformats.org/wordprocessingml/2006/main" xmlns:w14="http://schemas.microsoft.com/office/word/2010/wordml" xmlns:w15="http://schemas.microsoft.com/office/word/2012/wordml" xmlns:w16cex="http://schemas.microsoft.com/office/word/2018/wordml/cex" xmlns:w16cid="http://schemas.microsoft.com/office/word/2016/wordml/cid" xmlns:w16="http://schemas.microsoft.com/office/word/2018/wordml" xmlns:w16du="http://schemas.microsoft.com/office/word/2023/wordml/word16du" xmlns:w16sdtdh="http://schemas.microsoft.com/office/word/2020/wordml/sdtdatahash" xmlns:w16sdtfl="http://schemas.microsoft.com/office/word/2024/wordml/sdtformatlock" xmlns:w16se="http://schemas.microsoft.com/office/word/2015/wordml/symex" xmlns:wpg="http://schemas.microsoft.com/office/word/2010/wordprocessingGroup" xmlns:wpi="http://schemas.microsoft.com/office/word/2010/wordprocessingInk" xmlns:wne="http://schemas.microsoft.com/office/word/2006/wordml" xmlns:wps="http://schemas.microsoft.com/office/word/2010/wordprocessingShape" mc:Ignorable="w14 w15 w16se w16cid w16 w16cex w16sdtdh w16sdtfl w16du wp14">
   <w:p>
     <w:pPr>
       <w:pStyle w:val="Header"/>
@@ -1292,7 +1271,7 @@
       <w:rPr>
         <w:noProof/>
       </w:rPr>
-      <w:t>11 May 2023</w:t>
+      <w:t>15 July 2026</w:t>
     </w:r>
     <w:r>
       <w:fldChar w:fldCharType="end"/>
@@ -1308,7 +1287,6 @@
           <w:docPartUnique/>
         </w:docPartObj>
       </w:sdtPr>
-      <w:sdtEndPr/>
       <w:sdtContent>
         <w:r>
           <w:t xml:space="preserve">Page </w:t>
@@ -1409,13 +1387,13 @@
 </file>
 
 <file path=word/header3.xml><?xml version="1.0" encoding="utf-8"?>
-<w:hdr xmlns:wpc="http://schemas.microsoft.com/office/word/2010/wordprocessingCanvas" xmlns:cx="http://schemas.microsoft.com/office/drawing/2014/chartex" xmlns:cx1="http://schemas.microsoft.com/office/drawing/2015/9/8/chartex" xmlns:cx2="http://schemas.microsoft.com/office/drawing/2015/10/21/chartex" xmlns:cx3="http://schemas.microsoft.com/office/drawing/2016/5/9/chartex" xmlns:cx4="http://schemas.microsoft.com/office/drawing/2016/5/10/chartex" xmlns:cx5="http://schemas.microsoft.com/office/drawing/2016/5/11/chartex" xmlns:cx6="http://schemas.microsoft.com/office/drawing/2016/5/12/chartex" xmlns:cx7="http://schemas.microsoft.com/office/drawing/2016/5/13/chartex" xmlns:cx8="http://schemas.microsoft.com/office/drawing/2016/5/14/chartex" xmlns:mc="http://schemas.openxmlformats.org/markup-compatibility/2006" xmlns:aink="http://schemas.microsoft.com/office/drawing/2016/ink" xmlns:am3d="http://schemas.microsoft.com/office/drawing/2017/model3d" xmlns:o="urn:schemas-microsoft-com:office:office" xmlns:oel="http://schemas.microsoft.com/office/2019/extlst" xmlns:r="http://schemas.openxmlformats.org/officeDocument/2006/relationships" xmlns:m="http://schemas.openxmlformats.org/officeDocument/2006/math" xmlns:v="urn:schemas-microsoft-com:vml" xmlns:wp14="http://schemas.microsoft.com/office/word/2010/wordprocessingDrawing" xmlns:wp="http://schemas.openxmlformats.org/drawingml/2006/wordprocessingDrawing" xmlns:w10="urn:schemas-microsoft-com:office:word" xmlns:w="http://schemas.openxmlformats.org/wordprocessingml/2006/main" xmlns:w14="http://schemas.microsoft.com/office/word/2010/wordml" xmlns:w15="http://schemas.microsoft.com/office/word/2012/wordml" xmlns:w16cex="http://schemas.microsoft.com/office/word/2018/wordml/cex" xmlns:w16cid="http://schemas.microsoft.com/office/word/2016/wordml/cid" xmlns:w16="http://schemas.microsoft.com/office/word/2018/wordml" xmlns:w16du="http://schemas.microsoft.com/office/word/2023/wordml/word16du" xmlns:w16sdtdh="http://schemas.microsoft.com/office/word/2020/wordml/sdtdatahash" xmlns:w16se="http://schemas.microsoft.com/office/word/2015/wordml/symex" xmlns:wpg="http://schemas.microsoft.com/office/word/2010/wordprocessingGroup" xmlns:wpi="http://schemas.microsoft.com/office/word/2010/wordprocessingInk" xmlns:wne="http://schemas.microsoft.com/office/word/2006/wordml" xmlns:wps="http://schemas.microsoft.com/office/word/2010/wordprocessingShape" mc:Ignorable="w14 w15 w16se w16cid w16 w16cex w16sdtdh wp14">
+<w:hdr xmlns:wpc="http://schemas.microsoft.com/office/word/2010/wordprocessingCanvas" xmlns:cx="http://schemas.microsoft.com/office/drawing/2014/chartex" xmlns:cx1="http://schemas.microsoft.com/office/drawing/2015/9/8/chartex" xmlns:cx2="http://schemas.microsoft.com/office/drawing/2015/10/21/chartex" xmlns:cx3="http://schemas.microsoft.com/office/drawing/2016/5/9/chartex" xmlns:cx4="http://schemas.microsoft.com/office/drawing/2016/5/10/chartex" xmlns:cx5="http://schemas.microsoft.com/office/drawing/2016/5/11/chartex" xmlns:cx6="http://schemas.microsoft.com/office/drawing/2016/5/12/chartex" xmlns:cx7="http://schemas.microsoft.com/office/drawing/2016/5/13/chartex" xmlns:cx8="http://schemas.microsoft.com/office/drawing/2016/5/14/chartex" xmlns:mc="http://schemas.openxmlformats.org/markup-compatibility/2006" xmlns:aink="http://schemas.microsoft.com/office/drawing/2016/ink" xmlns:am3d="http://schemas.microsoft.com/office/drawing/2017/model3d" xmlns:o="urn:schemas-microsoft-com:office:office" xmlns:oel="http://schemas.microsoft.com/office/2019/extlst" xmlns:r="http://schemas.openxmlformats.org/officeDocument/2006/relationships" xmlns:m="http://schemas.openxmlformats.org/officeDocument/2006/math" xmlns:v="urn:schemas-microsoft-com:vml" xmlns:wp14="http://schemas.microsoft.com/office/word/2010/wordprocessingDrawing" xmlns:wp="http://schemas.openxmlformats.org/drawingml/2006/wordprocessingDrawing" xmlns:w10="urn:schemas-microsoft-com:office:word" xmlns:w="http://schemas.openxmlformats.org/wordprocessingml/2006/main" xmlns:w14="http://schemas.microsoft.com/office/word/2010/wordml" xmlns:w15="http://schemas.microsoft.com/office/word/2012/wordml" xmlns:w16cex="http://schemas.microsoft.com/office/word/2018/wordml/cex" xmlns:w16cid="http://schemas.microsoft.com/office/word/2016/wordml/cid" xmlns:w16="http://schemas.microsoft.com/office/word/2018/wordml" xmlns:w16du="http://schemas.microsoft.com/office/word/2023/wordml/word16du" xmlns:w16sdtdh="http://schemas.microsoft.com/office/word/2020/wordml/sdtdatahash" xmlns:w16sdtfl="http://schemas.microsoft.com/office/word/2024/wordml/sdtformatlock" xmlns:w16se="http://schemas.microsoft.com/office/word/2015/wordml/symex" xmlns:wpg="http://schemas.microsoft.com/office/word/2010/wordprocessingGroup" xmlns:wpi="http://schemas.microsoft.com/office/word/2010/wordprocessingInk" xmlns:wne="http://schemas.microsoft.com/office/word/2006/wordml" xmlns:wps="http://schemas.microsoft.com/office/word/2010/wordprocessingShape" mc:Ignorable="w14 w15 w16se w16cid w16 w16cex w16sdtdh w16sdtfl w16du wp14">
   <w:p>
     <w:pPr>
       <w:pStyle w:val="Header"/>
       <w:jc w:val="right"/>
     </w:pPr>
-    <w:r xmlns:a="http://schemas.openxmlformats.org/drawingml/2006/main" xmlns:pic="http://schemas.openxmlformats.org/drawingml/2006/picture">
+    <w:r>
       <w:rPr>
         <w:noProof/>
       </w:rPr>
@@ -1425,11 +1403,11 @@
           <wp:effectExtent l="0" t="0" r="0" b="0"/>
           <wp:docPr id="792329633" name="Picture 1"/>
           <wp:cNvGraphicFramePr>
-            <a:graphicFrameLocks noChangeAspect="1"/>
+            <a:graphicFrameLocks xmlns:a="http://schemas.openxmlformats.org/drawingml/2006/main" noChangeAspect="1"/>
           </wp:cNvGraphicFramePr>
-          <a:graphic>
+          <a:graphic xmlns:a="http://schemas.openxmlformats.org/drawingml/2006/main">
             <a:graphicData uri="http://schemas.openxmlformats.org/drawingml/2006/picture">
-              <pic:pic>
+              <pic:pic xmlns:pic="http://schemas.openxmlformats.org/drawingml/2006/picture">
                 <pic:nvPicPr>
                   <pic:cNvPr id="792329633" name=""/>
                   <pic:cNvPicPr/>
@@ -1460,7 +1438,7 @@
 </file>
 
 <file path=word/numbering.xml><?xml version="1.0" encoding="utf-8"?>
-<w:numbering xmlns:wpc="http://schemas.microsoft.com/office/word/2010/wordprocessingCanvas" xmlns:cx="http://schemas.microsoft.com/office/drawing/2014/chartex" xmlns:cx1="http://schemas.microsoft.com/office/drawing/2015/9/8/chartex" xmlns:cx2="http://schemas.microsoft.com/office/drawing/2015/10/21/chartex" xmlns:cx3="http://schemas.microsoft.com/office/drawing/2016/5/9/chartex" xmlns:cx4="http://schemas.microsoft.com/office/drawing/2016/5/10/chartex" xmlns:cx5="http://schemas.microsoft.com/office/drawing/2016/5/11/chartex" xmlns:cx6="http://schemas.microsoft.com/office/drawing/2016/5/12/chartex" xmlns:cx7="http://schemas.microsoft.com/office/drawing/2016/5/13/chartex" xmlns:cx8="http://schemas.microsoft.com/office/drawing/2016/5/14/chartex" xmlns:mc="http://schemas.openxmlformats.org/markup-compatibility/2006" xmlns:aink="http://schemas.microsoft.com/office/drawing/2016/ink" xmlns:am3d="http://schemas.microsoft.com/office/drawing/2017/model3d" xmlns:o="urn:schemas-microsoft-com:office:office" xmlns:oel="http://schemas.microsoft.com/office/2019/extlst" xmlns:r="http://schemas.openxmlformats.org/officeDocument/2006/relationships" xmlns:m="http://schemas.openxmlformats.org/officeDocument/2006/math" xmlns:v="urn:schemas-microsoft-com:vml" xmlns:wp14="http://schemas.microsoft.com/office/word/2010/wordprocessingDrawing" xmlns:wp="http://schemas.openxmlformats.org/drawingml/2006/wordprocessingDrawing" xmlns:w10="urn:schemas-microsoft-com:office:word" xmlns:w="http://schemas.openxmlformats.org/wordprocessingml/2006/main" xmlns:w14="http://schemas.microsoft.com/office/word/2010/wordml" xmlns:w15="http://schemas.microsoft.com/office/word/2012/wordml" xmlns:w16cex="http://schemas.microsoft.com/office/word/2018/wordml/cex" xmlns:w16cid="http://schemas.microsoft.com/office/word/2016/wordml/cid" xmlns:w16="http://schemas.microsoft.com/office/word/2018/wordml" xmlns:w16du="http://schemas.microsoft.com/office/word/2023/wordml/word16du" xmlns:w16sdtdh="http://schemas.microsoft.com/office/word/2020/wordml/sdtdatahash" xmlns:w16se="http://schemas.microsoft.com/office/word/2015/wordml/symex" xmlns:wpg="http://schemas.microsoft.com/office/word/2010/wordprocessingGroup" xmlns:wpi="http://schemas.microsoft.com/office/word/2010/wordprocessingInk" xmlns:wne="http://schemas.microsoft.com/office/word/2006/wordml" xmlns:wps="http://schemas.microsoft.com/office/word/2010/wordprocessingShape" mc:Ignorable="w14 w15 w16se w16cid w16 w16cex w16sdtdh wp14">
+<w:numbering xmlns:wpc="http://schemas.microsoft.com/office/word/2010/wordprocessingCanvas" xmlns:cx="http://schemas.microsoft.com/office/drawing/2014/chartex" xmlns:cx1="http://schemas.microsoft.com/office/drawing/2015/9/8/chartex" xmlns:cx2="http://schemas.microsoft.com/office/drawing/2015/10/21/chartex" xmlns:cx3="http://schemas.microsoft.com/office/drawing/2016/5/9/chartex" xmlns:cx4="http://schemas.microsoft.com/office/drawing/2016/5/10/chartex" xmlns:cx5="http://schemas.microsoft.com/office/drawing/2016/5/11/chartex" xmlns:cx6="http://schemas.microsoft.com/office/drawing/2016/5/12/chartex" xmlns:cx7="http://schemas.microsoft.com/office/drawing/2016/5/13/chartex" xmlns:cx8="http://schemas.microsoft.com/office/drawing/2016/5/14/chartex" xmlns:mc="http://schemas.openxmlformats.org/markup-compatibility/2006" xmlns:aink="http://schemas.microsoft.com/office/drawing/2016/ink" xmlns:am3d="http://schemas.microsoft.com/office/drawing/2017/model3d" xmlns:o="urn:schemas-microsoft-com:office:office" xmlns:oel="http://schemas.microsoft.com/office/2019/extlst" xmlns:r="http://schemas.openxmlformats.org/officeDocument/2006/relationships" xmlns:m="http://schemas.openxmlformats.org/officeDocument/2006/math" xmlns:v="urn:schemas-microsoft-com:vml" xmlns:wp14="http://schemas.microsoft.com/office/word/2010/wordprocessingDrawing" xmlns:wp="http://schemas.openxmlformats.org/drawingml/2006/wordprocessingDrawing" xmlns:w10="urn:schemas-microsoft-com:office:word" xmlns:w="http://schemas.openxmlformats.org/wordprocessingml/2006/main" xmlns:w14="http://schemas.microsoft.com/office/word/2010/wordml" xmlns:w15="http://schemas.microsoft.com/office/word/2012/wordml" xmlns:w16cex="http://schemas.microsoft.com/office/word/2018/wordml/cex" xmlns:w16cid="http://schemas.microsoft.com/office/word/2016/wordml/cid" xmlns:w16="http://schemas.microsoft.com/office/word/2018/wordml" xmlns:w16du="http://schemas.microsoft.com/office/word/2023/wordml/word16du" xmlns:w16sdtdh="http://schemas.microsoft.com/office/word/2020/wordml/sdtdatahash" xmlns:w16sdtfl="http://schemas.microsoft.com/office/word/2024/wordml/sdtformatlock" xmlns:w16se="http://schemas.microsoft.com/office/word/2015/wordml/symex" xmlns:wpg="http://schemas.microsoft.com/office/word/2010/wordprocessingGroup" xmlns:wpi="http://schemas.microsoft.com/office/word/2010/wordprocessingInk" xmlns:wne="http://schemas.microsoft.com/office/word/2006/wordml" xmlns:wps="http://schemas.microsoft.com/office/word/2010/wordprocessingShape" mc:Ignorable="w14 w15 w16se w16cid w16 w16cex w16sdtdh w16sdtfl w16du wp14">
   <w:abstractNum w:abstractNumId="0" w15:restartNumberingAfterBreak="0">
     <w:nsid w:val="096479B8"/>
     <w:multiLevelType w:val="multilevel"/>
@@ -4108,24 +4086,24 @@
       <w:startOverride w:val="1"/>
     </w:lvlOverride>
   </w:num>
-  <w:numIdMacAtCleanup w:val="12"/>
-  <w:num w:numId="20">
+  <w:num w:numId="20" w16cid:durableId="1086071124">
     <w:abstractNumId w:val="9"/>
     <w:lvlOverride w:ilvl="0">
       <w:startOverride w:val="1"/>
     </w:lvlOverride>
   </w:num>
-  <w:num w:numId="21">
+  <w:num w:numId="21" w16cid:durableId="1984042452">
     <w:abstractNumId w:val="8"/>
     <w:lvlOverride w:ilvl="0">
       <w:startOverride w:val="1"/>
     </w:lvlOverride>
   </w:num>
+  <w:numIdMacAtCleanup w:val="12"/>
 </w:numbering>
 </file>
 
 <file path=word/styles.xml><?xml version="1.0" encoding="utf-8"?>
-<w:styles xmlns:mc="http://schemas.openxmlformats.org/markup-compatibility/2006" xmlns:r="http://schemas.openxmlformats.org/officeDocument/2006/relationships" xmlns:w="http://schemas.openxmlformats.org/wordprocessingml/2006/main" xmlns:w14="http://schemas.microsoft.com/office/word/2010/wordml" xmlns:w15="http://schemas.microsoft.com/office/word/2012/wordml" xmlns:w16cex="http://schemas.microsoft.com/office/word/2018/wordml/cex" xmlns:w16cid="http://schemas.microsoft.com/office/word/2016/wordml/cid" xmlns:w16="http://schemas.microsoft.com/office/word/2018/wordml" xmlns:w16sdtdh="http://schemas.microsoft.com/office/word/2020/wordml/sdtdatahash" xmlns:w16se="http://schemas.microsoft.com/office/word/2015/wordml/symex" mc:Ignorable="w14 w15 w16se w16cid w16 w16cex w16sdtdh">
+<w:styles xmlns:mc="http://schemas.openxmlformats.org/markup-compatibility/2006" xmlns:r="http://schemas.openxmlformats.org/officeDocument/2006/relationships" xmlns:w="http://schemas.openxmlformats.org/wordprocessingml/2006/main" xmlns:w14="http://schemas.microsoft.com/office/word/2010/wordml" xmlns:w15="http://schemas.microsoft.com/office/word/2012/wordml" xmlns:w16cex="http://schemas.microsoft.com/office/word/2018/wordml/cex" xmlns:w16cid="http://schemas.microsoft.com/office/word/2016/wordml/cid" xmlns:w16="http://schemas.microsoft.com/office/word/2018/wordml" xmlns:w16du="http://schemas.microsoft.com/office/word/2023/wordml/word16du" xmlns:w16sdtdh="http://schemas.microsoft.com/office/word/2020/wordml/sdtdatahash" xmlns:w16sdtfl="http://schemas.microsoft.com/office/word/2024/wordml/sdtformatlock" xmlns:w16se="http://schemas.microsoft.com/office/word/2015/wordml/symex" mc:Ignorable="w14 w15 w16se w16cid w16 w16cex w16sdtdh w16sdtfl w16du">
   <w:docDefaults>
     <w:rPrDefault>
       <w:rPr>
@@ -5918,10 +5896,21 @@
 </file>
 
 <file path=customXml/item1.xml><?xml version="1.0" encoding="utf-8"?>
-<b:Sources xmlns:b="http://schemas.openxmlformats.org/officeDocument/2006/bibliography" xmlns="http://schemas.openxmlformats.org/officeDocument/2006/bibliography" SelectedStyle="\APA.XSL" StyleName="APA"/>
+<p:properties xmlns:p="http://schemas.microsoft.com/office/2006/metadata/properties" xmlns:xsi="http://www.w3.org/2001/XMLSchema-instance" xmlns:pc="http://schemas.microsoft.com/office/infopath/2007/PartnerControls">
+  <documentManagement/>
+</p:properties>
 </file>
 
 <file path=customXml/item2.xml><?xml version="1.0" encoding="utf-8"?>
+<?mso-contentType ?>
+<FormTemplates xmlns="http://schemas.microsoft.com/sharepoint/v3/contenttype/forms">
+  <Display>DocumentLibraryForm</Display>
+  <Edit>DocumentLibraryForm</Edit>
+  <New>DocumentLibraryForm</New>
+</FormTemplates>
+</file>
+
+<file path=customXml/item3.xml><?xml version="1.0" encoding="utf-8"?>
 <ct:contentTypeSchema xmlns:ct="http://schemas.microsoft.com/office/2006/metadata/contentType" xmlns:ma="http://schemas.microsoft.com/office/2006/metadata/properties/metaAttributes" ct:_="" ma:_="" ma:contentTypeName="Document" ma:contentTypeID="0x010100C293DE933FF69148B27711FD76D92E04" ma:contentTypeVersion="4" ma:contentTypeDescription="Create a new document." ma:contentTypeScope="" ma:versionID="ae76a2ef7de4af939c14e5b8123e10a7">
   <xsd:schema xmlns:xsd="http://www.w3.org/2001/XMLSchema" xmlns:xs="http://www.w3.org/2001/XMLSchema" xmlns:p="http://schemas.microsoft.com/office/2006/metadata/properties" xmlns:ns2="22575791-b264-44f1-aa59-b18bb77ccb87" targetNamespace="http://schemas.microsoft.com/office/2006/metadata/properties" ma:root="true" ma:fieldsID="ad4b06105965ab86039dfac306eacb6f" ns2:_="">
     <xsd:import namespace="22575791-b264-44f1-aa59-b18bb77ccb87"/>
@@ -6067,30 +6056,28 @@
 </ct:contentTypeSchema>
 </file>
 
-<file path=customXml/item3.xml><?xml version="1.0" encoding="utf-8"?>
-<?mso-contentType ?>
-<FormTemplates xmlns="http://schemas.microsoft.com/sharepoint/v3/contenttype/forms">
-  <Display>DocumentLibraryForm</Display>
-  <Edit>DocumentLibraryForm</Edit>
-  <New>DocumentLibraryForm</New>
-</FormTemplates>
-</file>
-
 <file path=customXml/item4.xml><?xml version="1.0" encoding="utf-8"?>
-<p:properties xmlns:p="http://schemas.microsoft.com/office/2006/metadata/properties" xmlns:xsi="http://www.w3.org/2001/XMLSchema-instance" xmlns:pc="http://schemas.microsoft.com/office/infopath/2007/PartnerControls">
-  <documentManagement/>
-</p:properties>
+<b:Sources xmlns:b="http://schemas.openxmlformats.org/officeDocument/2006/bibliography" xmlns="http://schemas.openxmlformats.org/officeDocument/2006/bibliography" SelectedStyle="\APA.XSL" StyleName="APA"/>
 </file>
 
 <file path=customXml/itemProps1.xml><?xml version="1.0" encoding="utf-8"?>
-<ds:datastoreItem xmlns:ds="http://schemas.openxmlformats.org/officeDocument/2006/customXml" ds:itemID="{D9462DC5-3EF9-46A5-B737-C3B487CEA351}">
+<ds:datastoreItem xmlns:ds="http://schemas.openxmlformats.org/officeDocument/2006/customXml" ds:itemID="{C7039DDD-01D7-4A5A-A5B4-812FBF481F06}">
   <ds:schemaRefs>
-    <ds:schemaRef ds:uri="http://schemas.openxmlformats.org/officeDocument/2006/bibliography"/>
+    <ds:schemaRef ds:uri="http://schemas.microsoft.com/office/2006/metadata/properties"/>
+    <ds:schemaRef ds:uri="http://schemas.microsoft.com/office/infopath/2007/PartnerControls"/>
   </ds:schemaRefs>
 </ds:datastoreItem>
 </file>
 
 <file path=customXml/itemProps2.xml><?xml version="1.0" encoding="utf-8"?>
+<ds:datastoreItem xmlns:ds="http://schemas.openxmlformats.org/officeDocument/2006/customXml" ds:itemID="{70D0F63B-6151-4634-A6FE-6678201808F0}">
+  <ds:schemaRefs>
+    <ds:schemaRef ds:uri="http://schemas.microsoft.com/sharepoint/v3/contenttype/forms"/>
+  </ds:schemaRefs>
+</ds:datastoreItem>
+</file>
+
+<file path=customXml/itemProps3.xml><?xml version="1.0" encoding="utf-8"?>
 <ds:datastoreItem xmlns:ds="http://schemas.openxmlformats.org/officeDocument/2006/customXml" ds:itemID="{0DB18861-8DFF-46A4-80FE-AA26C4382D01}">
   <ds:schemaRefs>
     <ds:schemaRef ds:uri="http://schemas.microsoft.com/office/2006/metadata/contentType"/>
@@ -6108,19 +6095,10 @@
 </ds:datastoreItem>
 </file>
 
-<file path=customXml/itemProps3.xml><?xml version="1.0" encoding="utf-8"?>
-<ds:datastoreItem xmlns:ds="http://schemas.openxmlformats.org/officeDocument/2006/customXml" ds:itemID="{70D0F63B-6151-4634-A6FE-6678201808F0}">
+<file path=customXml/itemProps4.xml><?xml version="1.0" encoding="utf-8"?>
+<ds:datastoreItem xmlns:ds="http://schemas.openxmlformats.org/officeDocument/2006/customXml" ds:itemID="{D9462DC5-3EF9-46A5-B737-C3B487CEA351}">
   <ds:schemaRefs>
-    <ds:schemaRef ds:uri="http://schemas.microsoft.com/sharepoint/v3/contenttype/forms"/>
-  </ds:schemaRefs>
-</ds:datastoreItem>
-</file>
-
-<file path=customXml/itemProps4.xml><?xml version="1.0" encoding="utf-8"?>
-<ds:datastoreItem xmlns:ds="http://schemas.openxmlformats.org/officeDocument/2006/customXml" ds:itemID="{C7039DDD-01D7-4A5A-A5B4-812FBF481F06}">
-  <ds:schemaRefs>
-    <ds:schemaRef ds:uri="http://schemas.microsoft.com/office/2006/metadata/properties"/>
-    <ds:schemaRef ds:uri="http://schemas.microsoft.com/office/infopath/2007/PartnerControls"/>
+    <ds:schemaRef ds:uri="http://schemas.openxmlformats.org/officeDocument/2006/bibliography"/>
   </ds:schemaRefs>
 </ds:datastoreItem>
 </file>